--- a/블로그글작성/판례/물환경_대법원_시리즈/판례_대법원2003도4953_허가증을다시안받았다고기존허가가실효되지는않습니다.docx
+++ b/블로그글작성/판례/물환경_대법원_시리즈/판례_대법원2003도4953_허가증을다시안받았다고기존허가가실효되지는않습니다.docx
@@ -599,6 +599,13 @@
           <w:rFonts w:ascii="맑은 고딕" w:hAnsi="맑은 고딕" w:eastAsia="맑은 고딕" w:cs="맑은 고딕"/>
           <w:color w:val="000000"/>
         </w:rPr>
+        <w:br/>
+      </w:r>
+      <w:r>
+        <w:rPr>
+          <w:rFonts w:ascii="맑은 고딕" w:hAnsi="맑은 고딕" w:eastAsia="맑은 고딕" w:cs="맑은 고딕"/>
+          <w:color w:val="000000"/>
+        </w:rPr>
         <w:t>② 위 시행규칙 부칙 제2조 제1항은 경과조치로서 ‘이 규칙 시행 전에 이미 허가를 받아 배출시설을 설치·운영하고 있는 자는 이 규칙에 의하여 허가를 받은 자로 본다. 이 경우 이 규칙 시행일부터 1년 이내에 배출시설설치허가 신청서를 제출하여 허가증을 다시 교부받아야 한다’고 규정하였다.</w:t>
       </w:r>
       <w:r>
@@ -613,6 +620,13 @@
           <w:rFonts w:ascii="맑은 고딕" w:hAnsi="맑은 고딕" w:eastAsia="맑은 고딕" w:cs="맑은 고딕"/>
           <w:color w:val="000000"/>
         </w:rPr>
+        <w:br/>
+      </w:r>
+      <w:r>
+        <w:rPr>
+          <w:rFonts w:ascii="맑은 고딕" w:hAnsi="맑은 고딕" w:eastAsia="맑은 고딕" w:cs="맑은 고딕"/>
+          <w:color w:val="000000"/>
+        </w:rPr>
         <w:t>③ 피고인의 이 사건 시설인 고압염색기 200kg 4대, 300kg 1대에 대하여는 1990. 2. 24. 세척시설·정련시설로 폐수배출시설 설치허가가 이루어져 있었다.</w:t>
       </w:r>
       <w:r>
@@ -627,7 +641,21 @@
           <w:rFonts w:ascii="맑은 고딕" w:hAnsi="맑은 고딕" w:eastAsia="맑은 고딕" w:cs="맑은 고딕"/>
           <w:color w:val="000000"/>
         </w:rPr>
+        <w:br/>
+      </w:r>
+      <w:r>
+        <w:rPr>
+          <w:rFonts w:ascii="맑은 고딕" w:hAnsi="맑은 고딕" w:eastAsia="맑은 고딕" w:cs="맑은 고딕"/>
+          <w:color w:val="000000"/>
+        </w:rPr>
         <w:t>④ 피고인은 위 시행규칙 시행일로부터 1년 이내에 허가증을 다시 교부받지 아니하였고, 시행규칙 시행일 이전에 이 사건 시설을 허가 없이 염색시설로 설치하여 섬유염색 조업을 하였다.</w:t>
+      </w:r>
+      <w:r>
+        <w:rPr>
+          <w:rFonts w:ascii="맑은 고딕" w:hAnsi="맑은 고딕" w:eastAsia="맑은 고딕" w:cs="맑은 고딕"/>
+          <w:color w:val="000000"/>
+        </w:rPr>
+        <w:br/>
       </w:r>
       <w:r>
         <w:rPr>
@@ -680,6 +708,7 @@
         <w:rPr>
           <w:rFonts w:ascii="맑은 고딕" w:hAnsi="맑은 고딕" w:eastAsia="맑은 고딕" w:cs="맑은 고딕"/>
           <w:color w:val="000000"/>
+          <w:u w:val="single"/>
         </w:rPr>
         <w:t>이 사건의 쟁점은, 시행규칙 개정에 따른 경과규정이 정한 기간 내에 허가증을 다시 교부받지 아니한 경우 기존의 폐수배출시설 설치허가가 실효되는지 여부와, 기존 허가의 효력이 미치는 공정의 범위이다.</w:t>
       </w:r>
@@ -735,6 +764,15 @@
           <w:rFonts w:ascii="맑은 고딕" w:hAnsi="맑은 고딕" w:eastAsia="맑은 고딕" w:cs="맑은 고딕"/>
           <w:color w:val="000000"/>
         </w:rPr>
+        <w:br/>
+      </w:r>
+      <w:r>
+        <w:rPr>
+          <w:rFonts w:ascii="맑은 고딕" w:hAnsi="맑은 고딕" w:eastAsia="맑은 고딕" w:cs="맑은 고딕"/>
+          <w:b/>
+          <w:color w:val="000000"/>
+          <w:u w:val="single"/>
+        </w:rPr>
         <w:t>② 대법원의 판단 기존 허가가 실효되었다고 본 원심의 판단에는 법리오해가 있으나, 유죄로 본 결론은 정당하다.</w:t>
       </w:r>
       <w:r>
@@ -749,6 +787,15 @@
           <w:rFonts w:ascii="맑은 고딕" w:hAnsi="맑은 고딕" w:eastAsia="맑은 고딕" w:cs="맑은 고딕"/>
           <w:color w:val="000000"/>
         </w:rPr>
+        <w:br/>
+      </w:r>
+      <w:r>
+        <w:rPr>
+          <w:rFonts w:ascii="맑은 고딕" w:hAnsi="맑은 고딕" w:eastAsia="맑은 고딕" w:cs="맑은 고딕"/>
+          <w:b/>
+          <w:color w:val="000000"/>
+          <w:u w:val="single"/>
+        </w:rPr>
         <w:t>③ 위 시행규칙의 개정목적이나 부칙 조항의 문리적 해석, 법률의 특별한 위임도 없이 시행규칙의 허가단위 변경만으로 기존의 국민의 자유나 권리를 제한하거나 박탈할 수는 없다는 점 등에 비추어 보아야 한다.</w:t>
       </w:r>
       <w:r>
@@ -763,6 +810,15 @@
           <w:rFonts w:ascii="맑은 고딕" w:hAnsi="맑은 고딕" w:eastAsia="맑은 고딕" w:cs="맑은 고딕"/>
           <w:color w:val="000000"/>
         </w:rPr>
+        <w:br/>
+      </w:r>
+      <w:r>
+        <w:rPr>
+          <w:rFonts w:ascii="맑은 고딕" w:hAnsi="맑은 고딕" w:eastAsia="맑은 고딕" w:cs="맑은 고딕"/>
+          <w:b/>
+          <w:color w:val="000000"/>
+          <w:u w:val="single"/>
+        </w:rPr>
         <w:t>④ 그러므로 위 시행규칙 시행 이전에 배출시설설치의 허가를 받은 자는 그 허가에 포함된 공정 범위 내에서 배출시설설치의 허가를 받은 것으로 보아야 한다.</w:t>
       </w:r>
       <w:r>
@@ -777,6 +833,13 @@
           <w:rFonts w:ascii="맑은 고딕" w:hAnsi="맑은 고딕" w:eastAsia="맑은 고딕" w:cs="맑은 고딕"/>
           <w:color w:val="000000"/>
         </w:rPr>
+        <w:br/>
+      </w:r>
+      <w:r>
+        <w:rPr>
+          <w:rFonts w:ascii="맑은 고딕" w:hAnsi="맑은 고딕" w:eastAsia="맑은 고딕" w:cs="맑은 고딕"/>
+          <w:color w:val="000000"/>
+        </w:rPr>
         <w:t>⑤ 또한 위 허가증의 재교부는 행정편의를 위한 것일 뿐으로 그것이 행정처분이라고 할 수도 없으며, 허가증의 재교부를 받지 아니하였다고 하여 기존의 허가가 실효된다고 할 수는 없다.</w:t>
       </w:r>
       <w:r>
@@ -791,6 +854,13 @@
           <w:rFonts w:ascii="맑은 고딕" w:hAnsi="맑은 고딕" w:eastAsia="맑은 고딕" w:cs="맑은 고딕"/>
           <w:color w:val="000000"/>
         </w:rPr>
+        <w:br/>
+      </w:r>
+      <w:r>
+        <w:rPr>
+          <w:rFonts w:ascii="맑은 고딕" w:hAnsi="맑은 고딕" w:eastAsia="맑은 고딕" w:cs="맑은 고딕"/>
+          <w:color w:val="000000"/>
+        </w:rPr>
         <w:t>⑥ 다만 이 사건 기존 허가는 세척시설·정련시설에 대한 것이었고 염색시설에 대한 설치허가는 없었으며, 피고인이 시행규칙 시행일 이전에 이 사건 시설을 허가 없이 염색시설로 설치한 사실이 인정된다.</w:t>
       </w:r>
       <w:r>
@@ -805,6 +875,13 @@
           <w:rFonts w:ascii="맑은 고딕" w:hAnsi="맑은 고딕" w:eastAsia="맑은 고딕" w:cs="맑은 고딕"/>
           <w:color w:val="000000"/>
         </w:rPr>
+        <w:br/>
+      </w:r>
+      <w:r>
+        <w:rPr>
+          <w:rFonts w:ascii="맑은 고딕" w:hAnsi="맑은 고딕" w:eastAsia="맑은 고딕" w:cs="맑은 고딕"/>
+          <w:color w:val="000000"/>
+        </w:rPr>
         <w:t>⑦ 그렇다면 시행규칙 시행일 이후에도 기존의 허가가 염색공정을 포함한다고 할 수는 없고, 염색작업이 세척·정련작업과 일부 동일한 시설물·기계·기구에 의하여 이루어진다고 하여도 마찬가지이다.</w:t>
       </w:r>
       <w:r>
@@ -818,6 +895,15 @@
         <w:rPr>
           <w:rFonts w:ascii="맑은 고딕" w:hAnsi="맑은 고딕" w:eastAsia="맑은 고딕" w:cs="맑은 고딕"/>
           <w:color w:val="000000"/>
+        </w:rPr>
+        <w:br/>
+      </w:r>
+      <w:r>
+        <w:rPr>
+          <w:rFonts w:ascii="맑은 고딕" w:hAnsi="맑은 고딕" w:eastAsia="맑은 고딕" w:cs="맑은 고딕"/>
+          <w:b/>
+          <w:color w:val="000000"/>
+          <w:u w:val="single"/>
         </w:rPr>
         <w:t>⑧ 시행규칙 개정의 목적이 기존의 무허가 시설을 양성화하려는 것이 아닌 데다가 기존의 무허가 시설이 시행규칙의 변경으로 허가시설로 변경될 합리적 이유도 없으므로, 유죄로 인정한 원심의 결론은 정당하다.</w:t>
       </w:r>
@@ -858,6 +944,7 @@
         <w:rPr>
           <w:rFonts w:ascii="맑은 고딕" w:hAnsi="맑은 고딕" w:eastAsia="맑은 고딕" w:cs="맑은 고딕"/>
           <w:color w:val="000000"/>
+          <w:u w:val="single"/>
         </w:rPr>
         <w:t>① 수질환경보전법시행규칙은 1996. 1. 8. 개정에 의해 폐수배출시설의 분류를 개별단위시설에서 공정단위별시설로 전환함으로써 단위시설별 허가제를 공정단위별 허가제로 변경하고, 위 시행규칙의 부칙 제2조 제1항은 배출시설에 관한 경과조치로서 기존 허가를 받은 자는 개정 규칙에 의한 허가를 받은 자로 의제한 후 1년 이내에 허가증을 다시 교부받도록 규정하였다.</w:t>
       </w:r>
@@ -872,6 +959,14 @@
         <w:rPr>
           <w:rFonts w:ascii="맑은 고딕" w:hAnsi="맑은 고딕" w:eastAsia="맑은 고딕" w:cs="맑은 고딕"/>
           <w:color w:val="000000"/>
+        </w:rPr>
+        <w:br/>
+      </w:r>
+      <w:r>
+        <w:rPr>
+          <w:rFonts w:ascii="맑은 고딕" w:hAnsi="맑은 고딕" w:eastAsia="맑은 고딕" w:cs="맑은 고딕"/>
+          <w:color w:val="000000"/>
+          <w:u w:val="single"/>
         </w:rPr>
         <w:t>② 위 시행규칙의 개정목적이나 위 부칙 조항의 문리적 해석, 법률의 특별한 위임도 없이 시행규칙의 허가단위 변경만으로 기존의 국민의 자유나 권리를 제한하거나 박탈할 수는 없다는 점 등에 비추어, 위 시행규칙 시행 이전에 배출시설설치의 허가를 받은 자는 그 허가에 포함된 공정 범위 내에서 배출시설설치의 허가를 받은 것으로 보아야 하고, 위 허가증의 재교부는 행정편의를 위한 것일 뿐으로 그것이 행정처분이라고 할 수도 없으며 허가증의 재교부를 받지 아니하였다고 하여 기존의 허가가 실효된다고 할 수는 없다.</w:t>
       </w:r>

--- a/블로그글작성/판례/물환경_대법원_시리즈/판례_대법원2003도4953_허가증을다시안받았다고기존허가가실효되지는않습니다.docx
+++ b/블로그글작성/판례/물환경_대법원_시리즈/판례_대법원2003도4953_허가증을다시안받았다고기존허가가실효되지는않습니다.docx
@@ -16,7 +16,7 @@
           <w:color w:val="000000"/>
           <w:sz w:val="30"/>
         </w:rPr>
-        <w:t>허가증을 다시 안 받았다고 기존 허가가 실효되지는 않습니다</w:t>
+        <w:t>허가증을 다시 안 받았다고 기존 허가가 실효되지는 않습니다. (2003도4953)</w:t>
       </w:r>
     </w:p>
     <w:p>
@@ -47,12 +47,6 @@
         </w:rPr>
         <w:t>○ 시행규칙 개정으로 폐수배출시설 허가가 단위시설별에서 공정단위별로 바뀌면서, 1년 내 허가증을 다시 교부받도록 한 경과규정을 지키지 않은 사업자의 기존 허가가 실효되는지가 문제된 사건입니다. 대법원은 허가증 재교부는 행정편의를 위한 것일 뿐 행정처분이 아니므로 기존 허가는 실효되지 않는다고 보았습니다.</w:t>
       </w:r>
-    </w:p>
-    <w:p>
-      <w:pPr>
-        <w:autoSpaceDN w:val="0"/>
-        <w:autoSpaceDE w:val="0"/>
-      </w:pPr>
     </w:p>
     <w:p>
       <w:pPr>
@@ -220,12 +214,6 @@
       <w:pPr>
         <w:autoSpaceDN w:val="0"/>
         <w:autoSpaceDE w:val="0"/>
-      </w:pPr>
-    </w:p>
-    <w:p>
-      <w:pPr>
-        <w:autoSpaceDN w:val="0"/>
-        <w:autoSpaceDE w:val="0"/>
         <w:pStyle w:val="2"/>
       </w:pPr>
       <w:r>
@@ -558,6 +546,118 @@
       <w:pPr>
         <w:autoSpaceDN w:val="0"/>
         <w:autoSpaceDE w:val="0"/>
+        <w:pStyle w:val="2"/>
+        <w:spacing w:before="80"/>
+      </w:pPr>
+      <w:r>
+        <w:rPr>
+          <w:rFonts w:ascii="맑은 고딕" w:hAnsi="맑은 고딕" w:eastAsia="맑은 고딕" w:cs="맑은 고딕"/>
+          <w:color w:val="000000"/>
+        </w:rPr>
+        <w:t>2. 사실관계</w:t>
+      </w:r>
+    </w:p>
+    <w:p>
+      <w:pPr>
+        <w:autoSpaceDN w:val="0"/>
+        <w:autoSpaceDE w:val="0"/>
+      </w:pPr>
+      <w:r>
+        <w:rPr>
+          <w:rFonts w:ascii="맑은 고딕" w:hAnsi="맑은 고딕" w:eastAsia="맑은 고딕" w:cs="맑은 고딕"/>
+          <w:color w:val="000000"/>
+        </w:rPr>
+        <w:t>① 수질환경보전법 시행규칙은 1996. 1. 8. 개정으로 폐수배출시설의 분류를 개별단위시설에서 공정단위별시설로 전환하여, 단위시설별 허가제를 공정단위별 허가제로 변경하였다.</w:t>
+      </w:r>
+      <w:r>
+        <w:rPr>
+          <w:rFonts w:ascii="맑은 고딕" w:hAnsi="맑은 고딕" w:eastAsia="맑은 고딕" w:cs="맑은 고딕"/>
+          <w:color w:val="000000"/>
+        </w:rPr>
+        <w:br/>
+      </w:r>
+      <w:r>
+        <w:rPr>
+          <w:rFonts w:ascii="맑은 고딕" w:hAnsi="맑은 고딕" w:eastAsia="맑은 고딕" w:cs="맑은 고딕"/>
+          <w:color w:val="000000"/>
+        </w:rPr>
+        <w:br/>
+      </w:r>
+      <w:r>
+        <w:rPr>
+          <w:rFonts w:ascii="맑은 고딕" w:hAnsi="맑은 고딕" w:eastAsia="맑은 고딕" w:cs="맑은 고딕"/>
+          <w:color w:val="000000"/>
+        </w:rPr>
+        <w:t>② 위 시행규칙 부칙 제2조 제1항은 경과조치로서 ‘이 규칙 시행 전에 이미 허가를 받아 배출시설을 설치·운영하고 있는 자는 이 규칙에 의하여 허가를 받은 자로 본다. 이 경우 이 규칙 시행일부터 1년 이내에 배출시설설치허가 신청서를 제출하여 허가증을 다시 교부받아야 한다’고 규정하였다.</w:t>
+      </w:r>
+      <w:r>
+        <w:rPr>
+          <w:rFonts w:ascii="맑은 고딕" w:hAnsi="맑은 고딕" w:eastAsia="맑은 고딕" w:cs="맑은 고딕"/>
+          <w:color w:val="000000"/>
+        </w:rPr>
+        <w:br/>
+      </w:r>
+      <w:r>
+        <w:rPr>
+          <w:rFonts w:ascii="맑은 고딕" w:hAnsi="맑은 고딕" w:eastAsia="맑은 고딕" w:cs="맑은 고딕"/>
+          <w:color w:val="000000"/>
+        </w:rPr>
+        <w:br/>
+      </w:r>
+      <w:r>
+        <w:rPr>
+          <w:rFonts w:ascii="맑은 고딕" w:hAnsi="맑은 고딕" w:eastAsia="맑은 고딕" w:cs="맑은 고딕"/>
+          <w:color w:val="000000"/>
+        </w:rPr>
+        <w:t>③ 피고인의 이 사건 시설인 고압염색기 200kg 4대, 300kg 1대에 대하여는 1990. 2. 24. 세척시설·정련시설로 폐수배출시설 설치허가가 이루어져 있었다.</w:t>
+      </w:r>
+      <w:r>
+        <w:rPr>
+          <w:rFonts w:ascii="맑은 고딕" w:hAnsi="맑은 고딕" w:eastAsia="맑은 고딕" w:cs="맑은 고딕"/>
+          <w:color w:val="000000"/>
+        </w:rPr>
+        <w:br/>
+      </w:r>
+      <w:r>
+        <w:rPr>
+          <w:rFonts w:ascii="맑은 고딕" w:hAnsi="맑은 고딕" w:eastAsia="맑은 고딕" w:cs="맑은 고딕"/>
+          <w:color w:val="000000"/>
+        </w:rPr>
+        <w:br/>
+      </w:r>
+      <w:r>
+        <w:rPr>
+          <w:rFonts w:ascii="맑은 고딕" w:hAnsi="맑은 고딕" w:eastAsia="맑은 고딕" w:cs="맑은 고딕"/>
+          <w:color w:val="000000"/>
+        </w:rPr>
+        <w:t>④ 피고인은 위 시행규칙 시행일로부터 1년 이내에 허가증을 다시 교부받지 아니하였고, 시행규칙 시행일 이전에 이 사건 시설을 허가 없이 염색시설로 설치하여 섬유염색 조업을 하였다.</w:t>
+      </w:r>
+      <w:r>
+        <w:rPr>
+          <w:rFonts w:ascii="맑은 고딕" w:hAnsi="맑은 고딕" w:eastAsia="맑은 고딕" w:cs="맑은 고딕"/>
+          <w:color w:val="000000"/>
+        </w:rPr>
+        <w:br/>
+      </w:r>
+      <w:r>
+        <w:rPr>
+          <w:rFonts w:ascii="맑은 고딕" w:hAnsi="맑은 고딕" w:eastAsia="맑은 고딕" w:cs="맑은 고딕"/>
+          <w:color w:val="000000"/>
+        </w:rPr>
+        <w:br/>
+      </w:r>
+      <w:r>
+        <w:rPr>
+          <w:rFonts w:ascii="맑은 고딕" w:hAnsi="맑은 고딕" w:eastAsia="맑은 고딕" w:cs="맑은 고딕"/>
+          <w:color w:val="000000"/>
+        </w:rPr>
+        <w:t>⑤ 원심은 기존의 허가가 기간 경과로 1997. 1. 9. 효력을 상실하였다고 보아 공소사실을 유죄로 인정하였다.</w:t>
+      </w:r>
+    </w:p>
+    <w:p>
+      <w:pPr>
+        <w:autoSpaceDN w:val="0"/>
+        <w:autoSpaceDE w:val="0"/>
       </w:pPr>
     </w:p>
     <w:p>
@@ -572,7 +672,7 @@
           <w:rFonts w:ascii="맑은 고딕" w:hAnsi="맑은 고딕" w:eastAsia="맑은 고딕" w:cs="맑은 고딕"/>
           <w:color w:val="000000"/>
         </w:rPr>
-        <w:t>2. 사실관계</w:t>
+        <w:t>3. 쟁점</w:t>
       </w:r>
     </w:p>
     <w:p>
@@ -584,99 +684,10 @@
         <w:rPr>
           <w:rFonts w:ascii="맑은 고딕" w:hAnsi="맑은 고딕" w:eastAsia="맑은 고딕" w:cs="맑은 고딕"/>
           <w:color w:val="000000"/>
-        </w:rPr>
-        <w:t>① 수질환경보전법 시행규칙은 1996. 1. 8. 개정으로 폐수배출시설의 분류를 개별단위시설에서 공정단위별시설로 전환하여, 단위시설별 허가제를 공정단위별 허가제로 변경하였다.</w:t>
-      </w:r>
-      <w:r>
-        <w:rPr>
-          <w:rFonts w:ascii="맑은 고딕" w:hAnsi="맑은 고딕" w:eastAsia="맑은 고딕" w:cs="맑은 고딕"/>
-          <w:color w:val="000000"/>
-        </w:rPr>
-        <w:br/>
-      </w:r>
-      <w:r>
-        <w:rPr>
-          <w:rFonts w:ascii="맑은 고딕" w:hAnsi="맑은 고딕" w:eastAsia="맑은 고딕" w:cs="맑은 고딕"/>
-          <w:color w:val="000000"/>
-        </w:rPr>
-        <w:br/>
-      </w:r>
-      <w:r>
-        <w:rPr>
-          <w:rFonts w:ascii="맑은 고딕" w:hAnsi="맑은 고딕" w:eastAsia="맑은 고딕" w:cs="맑은 고딕"/>
-          <w:color w:val="000000"/>
-        </w:rPr>
-        <w:t>② 위 시행규칙 부칙 제2조 제1항은 경과조치로서 ‘이 규칙 시행 전에 이미 허가를 받아 배출시설을 설치·운영하고 있는 자는 이 규칙에 의하여 허가를 받은 자로 본다. 이 경우 이 규칙 시행일부터 1년 이내에 배출시설설치허가 신청서를 제출하여 허가증을 다시 교부받아야 한다’고 규정하였다.</w:t>
-      </w:r>
-      <w:r>
-        <w:rPr>
-          <w:rFonts w:ascii="맑은 고딕" w:hAnsi="맑은 고딕" w:eastAsia="맑은 고딕" w:cs="맑은 고딕"/>
-          <w:color w:val="000000"/>
-        </w:rPr>
-        <w:br/>
-      </w:r>
-      <w:r>
-        <w:rPr>
-          <w:rFonts w:ascii="맑은 고딕" w:hAnsi="맑은 고딕" w:eastAsia="맑은 고딕" w:cs="맑은 고딕"/>
-          <w:color w:val="000000"/>
-        </w:rPr>
-        <w:br/>
-      </w:r>
-      <w:r>
-        <w:rPr>
-          <w:rFonts w:ascii="맑은 고딕" w:hAnsi="맑은 고딕" w:eastAsia="맑은 고딕" w:cs="맑은 고딕"/>
-          <w:color w:val="000000"/>
-        </w:rPr>
-        <w:t>③ 피고인의 이 사건 시설인 고압염색기 200kg 4대, 300kg 1대에 대하여는 1990. 2. 24. 세척시설·정련시설로 폐수배출시설 설치허가가 이루어져 있었다.</w:t>
-      </w:r>
-      <w:r>
-        <w:rPr>
-          <w:rFonts w:ascii="맑은 고딕" w:hAnsi="맑은 고딕" w:eastAsia="맑은 고딕" w:cs="맑은 고딕"/>
-          <w:color w:val="000000"/>
-        </w:rPr>
-        <w:br/>
-      </w:r>
-      <w:r>
-        <w:rPr>
-          <w:rFonts w:ascii="맑은 고딕" w:hAnsi="맑은 고딕" w:eastAsia="맑은 고딕" w:cs="맑은 고딕"/>
-          <w:color w:val="000000"/>
-        </w:rPr>
-        <w:br/>
-      </w:r>
-      <w:r>
-        <w:rPr>
-          <w:rFonts w:ascii="맑은 고딕" w:hAnsi="맑은 고딕" w:eastAsia="맑은 고딕" w:cs="맑은 고딕"/>
-          <w:color w:val="000000"/>
-        </w:rPr>
-        <w:t>④ 피고인은 위 시행규칙 시행일로부터 1년 이내에 허가증을 다시 교부받지 아니하였고, 시행규칙 시행일 이전에 이 사건 시설을 허가 없이 염색시설로 설치하여 섬유염색 조업을 하였다.</w:t>
-      </w:r>
-      <w:r>
-        <w:rPr>
-          <w:rFonts w:ascii="맑은 고딕" w:hAnsi="맑은 고딕" w:eastAsia="맑은 고딕" w:cs="맑은 고딕"/>
-          <w:color w:val="000000"/>
-        </w:rPr>
-        <w:br/>
-      </w:r>
-      <w:r>
-        <w:rPr>
-          <w:rFonts w:ascii="맑은 고딕" w:hAnsi="맑은 고딕" w:eastAsia="맑은 고딕" w:cs="맑은 고딕"/>
-          <w:color w:val="000000"/>
-        </w:rPr>
-        <w:br/>
-      </w:r>
-      <w:r>
-        <w:rPr>
-          <w:rFonts w:ascii="맑은 고딕" w:hAnsi="맑은 고딕" w:eastAsia="맑은 고딕" w:cs="맑은 고딕"/>
-          <w:color w:val="000000"/>
-        </w:rPr>
-        <w:t>⑤ 원심은 기존의 허가가 기간 경과로 1997. 1. 9. 효력을 상실하였다고 보아 공소사실을 유죄로 인정하였다.</w:t>
-      </w:r>
-    </w:p>
-    <w:p>
-      <w:pPr>
-        <w:autoSpaceDN w:val="0"/>
-        <w:autoSpaceDE w:val="0"/>
-      </w:pPr>
+          <w:u w:val="single"/>
+        </w:rPr>
+        <w:t>이 사건의 쟁점은, 시행규칙 개정에 따른 경과규정이 정한 기간 내에 허가증을 다시 교부받지 아니한 경우 기존의 폐수배출시설 설치허가가 실효되는지 여부와, 기존 허가의 효력이 미치는 공정의 범위이다.</w:t>
+      </w:r>
     </w:p>
     <w:p>
       <w:pPr>
@@ -696,7 +707,7 @@
           <w:rFonts w:ascii="맑은 고딕" w:hAnsi="맑은 고딕" w:eastAsia="맑은 고딕" w:cs="맑은 고딕"/>
           <w:color w:val="000000"/>
         </w:rPr>
-        <w:t>3. 쟁점</w:t>
+        <w:t>4. 판단</w:t>
       </w:r>
     </w:p>
     <w:p>
@@ -708,16 +719,164 @@
         <w:rPr>
           <w:rFonts w:ascii="맑은 고딕" w:hAnsi="맑은 고딕" w:eastAsia="맑은 고딕" w:cs="맑은 고딕"/>
           <w:color w:val="000000"/>
+        </w:rPr>
+        <w:t>① 원심의 판단 원심은 피고인이 시행규칙 시행일로부터 1년 이내에 새로이 허가를 받지 아니한 이상 기존의 허가는 그 기간이 경과함으로써 1997. 1. 9. 효력을 상실하였다고 판단하였다.</w:t>
+      </w:r>
+      <w:r>
+        <w:rPr>
+          <w:rFonts w:ascii="맑은 고딕" w:hAnsi="맑은 고딕" w:eastAsia="맑은 고딕" w:cs="맑은 고딕"/>
+          <w:color w:val="000000"/>
+        </w:rPr>
+        <w:br/>
+      </w:r>
+      <w:r>
+        <w:rPr>
+          <w:rFonts w:ascii="맑은 고딕" w:hAnsi="맑은 고딕" w:eastAsia="맑은 고딕" w:cs="맑은 고딕"/>
+          <w:color w:val="000000"/>
+        </w:rPr>
+        <w:br/>
+      </w:r>
+      <w:r>
+        <w:rPr>
+          <w:rFonts w:ascii="맑은 고딕" w:hAnsi="맑은 고딕" w:eastAsia="맑은 고딕" w:cs="맑은 고딕"/>
+          <w:b/>
+          <w:color w:val="000000"/>
           <w:u w:val="single"/>
         </w:rPr>
-        <w:t>이 사건의 쟁점은, 시행규칙 개정에 따른 경과규정이 정한 기간 내에 허가증을 다시 교부받지 아니한 경우 기존의 폐수배출시설 설치허가가 실효되는지 여부와, 기존 허가의 효력이 미치는 공정의 범위이다.</w:t>
-      </w:r>
-    </w:p>
-    <w:p>
-      <w:pPr>
-        <w:autoSpaceDN w:val="0"/>
-        <w:autoSpaceDE w:val="0"/>
-      </w:pPr>
+        <w:t>② 대법원의 판단 기존 허가가 실효되었다고 본 원심의 판단에는 법리오해가 있으나, 유죄로 본 결론은 정당하다.</w:t>
+      </w:r>
+      <w:r>
+        <w:rPr>
+          <w:rFonts w:ascii="맑은 고딕" w:hAnsi="맑은 고딕" w:eastAsia="맑은 고딕" w:cs="맑은 고딕"/>
+          <w:color w:val="000000"/>
+        </w:rPr>
+        <w:br/>
+      </w:r>
+      <w:r>
+        <w:rPr>
+          <w:rFonts w:ascii="맑은 고딕" w:hAnsi="맑은 고딕" w:eastAsia="맑은 고딕" w:cs="맑은 고딕"/>
+          <w:color w:val="000000"/>
+        </w:rPr>
+        <w:br/>
+      </w:r>
+      <w:r>
+        <w:rPr>
+          <w:rFonts w:ascii="맑은 고딕" w:hAnsi="맑은 고딕" w:eastAsia="맑은 고딕" w:cs="맑은 고딕"/>
+          <w:b/>
+          <w:color w:val="000000"/>
+          <w:u w:val="single"/>
+        </w:rPr>
+        <w:t>③ 위 시행규칙의 개정목적이나 부칙 조항의 문리적 해석, 법률의 특별한 위임도 없이 시행규칙의 허가단위 변경만으로 기존의 국민의 자유나 권리를 제한하거나 박탈할 수는 없다는 점 등에 비추어 보아야 한다.</w:t>
+      </w:r>
+      <w:r>
+        <w:rPr>
+          <w:rFonts w:ascii="맑은 고딕" w:hAnsi="맑은 고딕" w:eastAsia="맑은 고딕" w:cs="맑은 고딕"/>
+          <w:color w:val="000000"/>
+        </w:rPr>
+        <w:br/>
+      </w:r>
+      <w:r>
+        <w:rPr>
+          <w:rFonts w:ascii="맑은 고딕" w:hAnsi="맑은 고딕" w:eastAsia="맑은 고딕" w:cs="맑은 고딕"/>
+          <w:color w:val="000000"/>
+        </w:rPr>
+        <w:br/>
+      </w:r>
+      <w:r>
+        <w:rPr>
+          <w:rFonts w:ascii="맑은 고딕" w:hAnsi="맑은 고딕" w:eastAsia="맑은 고딕" w:cs="맑은 고딕"/>
+          <w:b/>
+          <w:color w:val="000000"/>
+          <w:u w:val="single"/>
+        </w:rPr>
+        <w:t>④ 그러므로 위 시행규칙 시행 이전에 배출시설설치의 허가를 받은 자는 그 허가에 포함된 공정 범위 내에서 배출시설설치의 허가를 받은 것으로 보아야 한다.</w:t>
+      </w:r>
+      <w:r>
+        <w:rPr>
+          <w:rFonts w:ascii="맑은 고딕" w:hAnsi="맑은 고딕" w:eastAsia="맑은 고딕" w:cs="맑은 고딕"/>
+          <w:color w:val="000000"/>
+        </w:rPr>
+        <w:br/>
+      </w:r>
+      <w:r>
+        <w:rPr>
+          <w:rFonts w:ascii="맑은 고딕" w:hAnsi="맑은 고딕" w:eastAsia="맑은 고딕" w:cs="맑은 고딕"/>
+          <w:color w:val="000000"/>
+        </w:rPr>
+        <w:br/>
+      </w:r>
+      <w:r>
+        <w:rPr>
+          <w:rFonts w:ascii="맑은 고딕" w:hAnsi="맑은 고딕" w:eastAsia="맑은 고딕" w:cs="맑은 고딕"/>
+          <w:color w:val="000000"/>
+        </w:rPr>
+        <w:t>⑤ 또한 위 허가증의 재교부는 행정편의를 위한 것일 뿐으로 그것이 행정처분이라고 할 수도 없으며, 허가증의 재교부를 받지 아니하였다고 하여 기존의 허가가 실효된다고 할 수는 없다.</w:t>
+      </w:r>
+      <w:r>
+        <w:rPr>
+          <w:rFonts w:ascii="맑은 고딕" w:hAnsi="맑은 고딕" w:eastAsia="맑은 고딕" w:cs="맑은 고딕"/>
+          <w:color w:val="000000"/>
+        </w:rPr>
+        <w:br/>
+      </w:r>
+      <w:r>
+        <w:rPr>
+          <w:rFonts w:ascii="맑은 고딕" w:hAnsi="맑은 고딕" w:eastAsia="맑은 고딕" w:cs="맑은 고딕"/>
+          <w:color w:val="000000"/>
+        </w:rPr>
+        <w:br/>
+      </w:r>
+      <w:r>
+        <w:rPr>
+          <w:rFonts w:ascii="맑은 고딕" w:hAnsi="맑은 고딕" w:eastAsia="맑은 고딕" w:cs="맑은 고딕"/>
+          <w:color w:val="000000"/>
+        </w:rPr>
+        <w:t>⑥ 다만 이 사건 기존 허가는 세척시설·정련시설에 대한 것이었고 염색시설에 대한 설치허가는 없었으며, 피고인이 시행규칙 시행일 이전에 이 사건 시설을 허가 없이 염색시설로 설치한 사실이 인정된다.</w:t>
+      </w:r>
+      <w:r>
+        <w:rPr>
+          <w:rFonts w:ascii="맑은 고딕" w:hAnsi="맑은 고딕" w:eastAsia="맑은 고딕" w:cs="맑은 고딕"/>
+          <w:color w:val="000000"/>
+        </w:rPr>
+        <w:br/>
+      </w:r>
+      <w:r>
+        <w:rPr>
+          <w:rFonts w:ascii="맑은 고딕" w:hAnsi="맑은 고딕" w:eastAsia="맑은 고딕" w:cs="맑은 고딕"/>
+          <w:color w:val="000000"/>
+        </w:rPr>
+        <w:br/>
+      </w:r>
+      <w:r>
+        <w:rPr>
+          <w:rFonts w:ascii="맑은 고딕" w:hAnsi="맑은 고딕" w:eastAsia="맑은 고딕" w:cs="맑은 고딕"/>
+          <w:color w:val="000000"/>
+        </w:rPr>
+        <w:t>⑦ 그렇다면 시행규칙 시행일 이후에도 기존의 허가가 염색공정을 포함한다고 할 수는 없고, 염색작업이 세척·정련작업과 일부 동일한 시설물·기계·기구에 의하여 이루어진다고 하여도 마찬가지이다.</w:t>
+      </w:r>
+      <w:r>
+        <w:rPr>
+          <w:rFonts w:ascii="맑은 고딕" w:hAnsi="맑은 고딕" w:eastAsia="맑은 고딕" w:cs="맑은 고딕"/>
+          <w:color w:val="000000"/>
+        </w:rPr>
+        <w:br/>
+      </w:r>
+      <w:r>
+        <w:rPr>
+          <w:rFonts w:ascii="맑은 고딕" w:hAnsi="맑은 고딕" w:eastAsia="맑은 고딕" w:cs="맑은 고딕"/>
+          <w:color w:val="000000"/>
+        </w:rPr>
+        <w:br/>
+      </w:r>
+      <w:r>
+        <w:rPr>
+          <w:rFonts w:ascii="맑은 고딕" w:hAnsi="맑은 고딕" w:eastAsia="맑은 고딕" w:cs="맑은 고딕"/>
+          <w:b/>
+          <w:color w:val="000000"/>
+          <w:u w:val="single"/>
+        </w:rPr>
+        <w:t>⑧ 시행규칙 개정의 목적이 기존의 무허가 시설을 양성화하려는 것이 아닌 데다가 기존의 무허가 시설이 시행규칙의 변경으로 허가시설로 변경될 합리적 이유도 없으므로, 유죄로 인정한 원심의 결론은 정당하다.</w:t>
+      </w:r>
     </w:p>
     <w:p>
       <w:pPr>
@@ -737,7 +896,7 @@
           <w:rFonts w:ascii="맑은 고딕" w:hAnsi="맑은 고딕" w:eastAsia="맑은 고딕" w:cs="맑은 고딕"/>
           <w:color w:val="000000"/>
         </w:rPr>
-        <w:t>4. 판단</w:t>
+        <w:t>5. 판결요지</w:t>
       </w:r>
     </w:p>
     <w:p>
@@ -749,8 +908,9 @@
         <w:rPr>
           <w:rFonts w:ascii="맑은 고딕" w:hAnsi="맑은 고딕" w:eastAsia="맑은 고딕" w:cs="맑은 고딕"/>
           <w:color w:val="000000"/>
-        </w:rPr>
-        <w:t>① 원심의 판단 원심은 피고인이 시행규칙 시행일로부터 1년 이내에 새로이 허가를 받지 아니한 이상 기존의 허가는 그 기간이 경과함으로써 1997. 1. 9. 효력을 상실하였다고 판단하였다.</w:t>
+          <w:u w:val="single"/>
+        </w:rPr>
+        <w:t>① 수질환경보전법시행규칙은 1996. 1. 8. 개정에 의해 폐수배출시설의 분류를 개별단위시설에서 공정단위별시설로 전환함으로써 단위시설별 허가제를 공정단위별 허가제로 변경하고, 위 시행규칙의 부칙 제2조 제1항은 배출시설에 관한 경과조치로서 기존 허가를 받은 자는 개정 규칙에 의한 허가를 받은 자로 의제한 후 1년 이내에 허가증을 다시 교부받도록 규정하였다.</w:t>
       </w:r>
       <w:r>
         <w:rPr>
@@ -769,213 +929,11 @@
       <w:r>
         <w:rPr>
           <w:rFonts w:ascii="맑은 고딕" w:hAnsi="맑은 고딕" w:eastAsia="맑은 고딕" w:cs="맑은 고딕"/>
-          <w:b/>
           <w:color w:val="000000"/>
           <w:u w:val="single"/>
         </w:rPr>
-        <w:t>② 대법원의 판단 기존 허가가 실효되었다고 본 원심의 판단에는 법리오해가 있으나, 유죄로 본 결론은 정당하다.</w:t>
-      </w:r>
-      <w:r>
-        <w:rPr>
-          <w:rFonts w:ascii="맑은 고딕" w:hAnsi="맑은 고딕" w:eastAsia="맑은 고딕" w:cs="맑은 고딕"/>
-          <w:color w:val="000000"/>
-        </w:rPr>
-        <w:br/>
-      </w:r>
-      <w:r>
-        <w:rPr>
-          <w:rFonts w:ascii="맑은 고딕" w:hAnsi="맑은 고딕" w:eastAsia="맑은 고딕" w:cs="맑은 고딕"/>
-          <w:color w:val="000000"/>
-        </w:rPr>
-        <w:br/>
-      </w:r>
-      <w:r>
-        <w:rPr>
-          <w:rFonts w:ascii="맑은 고딕" w:hAnsi="맑은 고딕" w:eastAsia="맑은 고딕" w:cs="맑은 고딕"/>
-          <w:b/>
-          <w:color w:val="000000"/>
-          <w:u w:val="single"/>
-        </w:rPr>
-        <w:t>③ 위 시행규칙의 개정목적이나 부칙 조항의 문리적 해석, 법률의 특별한 위임도 없이 시행규칙의 허가단위 변경만으로 기존의 국민의 자유나 권리를 제한하거나 박탈할 수는 없다는 점 등에 비추어 보아야 한다.</w:t>
-      </w:r>
-      <w:r>
-        <w:rPr>
-          <w:rFonts w:ascii="맑은 고딕" w:hAnsi="맑은 고딕" w:eastAsia="맑은 고딕" w:cs="맑은 고딕"/>
-          <w:color w:val="000000"/>
-        </w:rPr>
-        <w:br/>
-      </w:r>
-      <w:r>
-        <w:rPr>
-          <w:rFonts w:ascii="맑은 고딕" w:hAnsi="맑은 고딕" w:eastAsia="맑은 고딕" w:cs="맑은 고딕"/>
-          <w:color w:val="000000"/>
-        </w:rPr>
-        <w:br/>
-      </w:r>
-      <w:r>
-        <w:rPr>
-          <w:rFonts w:ascii="맑은 고딕" w:hAnsi="맑은 고딕" w:eastAsia="맑은 고딕" w:cs="맑은 고딕"/>
-          <w:b/>
-          <w:color w:val="000000"/>
-          <w:u w:val="single"/>
-        </w:rPr>
-        <w:t>④ 그러므로 위 시행규칙 시행 이전에 배출시설설치의 허가를 받은 자는 그 허가에 포함된 공정 범위 내에서 배출시설설치의 허가를 받은 것으로 보아야 한다.</w:t>
-      </w:r>
-      <w:r>
-        <w:rPr>
-          <w:rFonts w:ascii="맑은 고딕" w:hAnsi="맑은 고딕" w:eastAsia="맑은 고딕" w:cs="맑은 고딕"/>
-          <w:color w:val="000000"/>
-        </w:rPr>
-        <w:br/>
-      </w:r>
-      <w:r>
-        <w:rPr>
-          <w:rFonts w:ascii="맑은 고딕" w:hAnsi="맑은 고딕" w:eastAsia="맑은 고딕" w:cs="맑은 고딕"/>
-          <w:color w:val="000000"/>
-        </w:rPr>
-        <w:br/>
-      </w:r>
-      <w:r>
-        <w:rPr>
-          <w:rFonts w:ascii="맑은 고딕" w:hAnsi="맑은 고딕" w:eastAsia="맑은 고딕" w:cs="맑은 고딕"/>
-          <w:color w:val="000000"/>
-        </w:rPr>
-        <w:t>⑤ 또한 위 허가증의 재교부는 행정편의를 위한 것일 뿐으로 그것이 행정처분이라고 할 수도 없으며, 허가증의 재교부를 받지 아니하였다고 하여 기존의 허가가 실효된다고 할 수는 없다.</w:t>
-      </w:r>
-      <w:r>
-        <w:rPr>
-          <w:rFonts w:ascii="맑은 고딕" w:hAnsi="맑은 고딕" w:eastAsia="맑은 고딕" w:cs="맑은 고딕"/>
-          <w:color w:val="000000"/>
-        </w:rPr>
-        <w:br/>
-      </w:r>
-      <w:r>
-        <w:rPr>
-          <w:rFonts w:ascii="맑은 고딕" w:hAnsi="맑은 고딕" w:eastAsia="맑은 고딕" w:cs="맑은 고딕"/>
-          <w:color w:val="000000"/>
-        </w:rPr>
-        <w:br/>
-      </w:r>
-      <w:r>
-        <w:rPr>
-          <w:rFonts w:ascii="맑은 고딕" w:hAnsi="맑은 고딕" w:eastAsia="맑은 고딕" w:cs="맑은 고딕"/>
-          <w:color w:val="000000"/>
-        </w:rPr>
-        <w:t>⑥ 다만 이 사건 기존 허가는 세척시설·정련시설에 대한 것이었고 염색시설에 대한 설치허가는 없었으며, 피고인이 시행규칙 시행일 이전에 이 사건 시설을 허가 없이 염색시설로 설치한 사실이 인정된다.</w:t>
-      </w:r>
-      <w:r>
-        <w:rPr>
-          <w:rFonts w:ascii="맑은 고딕" w:hAnsi="맑은 고딕" w:eastAsia="맑은 고딕" w:cs="맑은 고딕"/>
-          <w:color w:val="000000"/>
-        </w:rPr>
-        <w:br/>
-      </w:r>
-      <w:r>
-        <w:rPr>
-          <w:rFonts w:ascii="맑은 고딕" w:hAnsi="맑은 고딕" w:eastAsia="맑은 고딕" w:cs="맑은 고딕"/>
-          <w:color w:val="000000"/>
-        </w:rPr>
-        <w:br/>
-      </w:r>
-      <w:r>
-        <w:rPr>
-          <w:rFonts w:ascii="맑은 고딕" w:hAnsi="맑은 고딕" w:eastAsia="맑은 고딕" w:cs="맑은 고딕"/>
-          <w:color w:val="000000"/>
-        </w:rPr>
-        <w:t>⑦ 그렇다면 시행규칙 시행일 이후에도 기존의 허가가 염색공정을 포함한다고 할 수는 없고, 염색작업이 세척·정련작업과 일부 동일한 시설물·기계·기구에 의하여 이루어진다고 하여도 마찬가지이다.</w:t>
-      </w:r>
-      <w:r>
-        <w:rPr>
-          <w:rFonts w:ascii="맑은 고딕" w:hAnsi="맑은 고딕" w:eastAsia="맑은 고딕" w:cs="맑은 고딕"/>
-          <w:color w:val="000000"/>
-        </w:rPr>
-        <w:br/>
-      </w:r>
-      <w:r>
-        <w:rPr>
-          <w:rFonts w:ascii="맑은 고딕" w:hAnsi="맑은 고딕" w:eastAsia="맑은 고딕" w:cs="맑은 고딕"/>
-          <w:color w:val="000000"/>
-        </w:rPr>
-        <w:br/>
-      </w:r>
-      <w:r>
-        <w:rPr>
-          <w:rFonts w:ascii="맑은 고딕" w:hAnsi="맑은 고딕" w:eastAsia="맑은 고딕" w:cs="맑은 고딕"/>
-          <w:b/>
-          <w:color w:val="000000"/>
-          <w:u w:val="single"/>
-        </w:rPr>
-        <w:t>⑧ 시행규칙 개정의 목적이 기존의 무허가 시설을 양성화하려는 것이 아닌 데다가 기존의 무허가 시설이 시행규칙의 변경으로 허가시설로 변경될 합리적 이유도 없으므로, 유죄로 인정한 원심의 결론은 정당하다.</w:t>
-      </w:r>
-    </w:p>
-    <w:p>
-      <w:pPr>
-        <w:autoSpaceDN w:val="0"/>
-        <w:autoSpaceDE w:val="0"/>
-      </w:pPr>
-    </w:p>
-    <w:p>
-      <w:pPr>
-        <w:autoSpaceDN w:val="0"/>
-        <w:autoSpaceDE w:val="0"/>
-      </w:pPr>
-    </w:p>
-    <w:p>
-      <w:pPr>
-        <w:autoSpaceDN w:val="0"/>
-        <w:autoSpaceDE w:val="0"/>
-        <w:pStyle w:val="2"/>
-        <w:spacing w:before="80"/>
-      </w:pPr>
-      <w:r>
-        <w:rPr>
-          <w:rFonts w:ascii="맑은 고딕" w:hAnsi="맑은 고딕" w:eastAsia="맑은 고딕" w:cs="맑은 고딕"/>
-          <w:color w:val="000000"/>
-        </w:rPr>
-        <w:t>5. 판결요지</w:t>
-      </w:r>
-    </w:p>
-    <w:p>
-      <w:pPr>
-        <w:autoSpaceDN w:val="0"/>
-        <w:autoSpaceDE w:val="0"/>
-      </w:pPr>
-      <w:r>
-        <w:rPr>
-          <w:rFonts w:ascii="맑은 고딕" w:hAnsi="맑은 고딕" w:eastAsia="맑은 고딕" w:cs="맑은 고딕"/>
-          <w:color w:val="000000"/>
-          <w:u w:val="single"/>
-        </w:rPr>
-        <w:t>① 수질환경보전법시행규칙은 1996. 1. 8. 개정에 의해 폐수배출시설의 분류를 개별단위시설에서 공정단위별시설로 전환함으로써 단위시설별 허가제를 공정단위별 허가제로 변경하고, 위 시행규칙의 부칙 제2조 제1항은 배출시설에 관한 경과조치로서 기존 허가를 받은 자는 개정 규칙에 의한 허가를 받은 자로 의제한 후 1년 이내에 허가증을 다시 교부받도록 규정하였다.</w:t>
-      </w:r>
-      <w:r>
-        <w:rPr>
-          <w:rFonts w:ascii="맑은 고딕" w:hAnsi="맑은 고딕" w:eastAsia="맑은 고딕" w:cs="맑은 고딕"/>
-          <w:color w:val="000000"/>
-        </w:rPr>
-        <w:br/>
-      </w:r>
-      <w:r>
-        <w:rPr>
-          <w:rFonts w:ascii="맑은 고딕" w:hAnsi="맑은 고딕" w:eastAsia="맑은 고딕" w:cs="맑은 고딕"/>
-          <w:color w:val="000000"/>
-        </w:rPr>
-        <w:br/>
-      </w:r>
-      <w:r>
-        <w:rPr>
-          <w:rFonts w:ascii="맑은 고딕" w:hAnsi="맑은 고딕" w:eastAsia="맑은 고딕" w:cs="맑은 고딕"/>
-          <w:color w:val="000000"/>
-          <w:u w:val="single"/>
-        </w:rPr>
         <w:t>② 위 시행규칙의 개정목적이나 위 부칙 조항의 문리적 해석, 법률의 특별한 위임도 없이 시행규칙의 허가단위 변경만으로 기존의 국민의 자유나 권리를 제한하거나 박탈할 수는 없다는 점 등에 비추어, 위 시행규칙 시행 이전에 배출시설설치의 허가를 받은 자는 그 허가에 포함된 공정 범위 내에서 배출시설설치의 허가를 받은 것으로 보아야 하고, 위 허가증의 재교부는 행정편의를 위한 것일 뿐으로 그것이 행정처분이라고 할 수도 없으며 허가증의 재교부를 받지 아니하였다고 하여 기존의 허가가 실효된다고 할 수는 없다.</w:t>
       </w:r>
-    </w:p>
-    <w:p>
-      <w:pPr>
-        <w:autoSpaceDN w:val="0"/>
-        <w:autoSpaceDE w:val="0"/>
-      </w:pPr>
     </w:p>
     <w:p>
       <w:pPr>
